--- a/teaching/2025-ppa/syllabus/2025-ppa-syllabus.docx
+++ b/teaching/2025-ppa/syllabus/2025-ppa-syllabus.docx
@@ -103,7 +103,7 @@
         <w:pStyle w:val="Compact"/>
       </w:pPr>
       <w:r>
-        <w:t xml:space="preserve">CRSS 4280/6280 - Programing Precision Agriculture</w:t>
+        <w:t xml:space="preserve">CRSS 4280/6280 - Programming Precision Agriculture</w:t>
       </w:r>
       <w:r>
         <w:br/>
